--- a/flow/20230914_vu_template/drafts/2024-06-u/24-ПН-Різдво Предтечі-ХС Чоловіколюбця.docx
+++ b/flow/20230914_vu_template/drafts/2024-06-u/24-ПН-Різдво Предтечі-ХС Чоловіколюбця.docx
@@ -3,22 +3,126 @@
 <w:document xmlns:mc="http://schemas.openxmlformats.org/markup-compatibility/2006" xmlns:o="urn:schemas-microsoft-com:office:office" xmlns:r="http://schemas.openxmlformats.org/officeDocument/2006/relationships" xmlns:m="http://schemas.openxmlformats.org/officeDocument/2006/math" xmlns:v="urn:schemas-microsoft-com:vml" xmlns:wp="http://schemas.openxmlformats.org/drawingml/2006/wordprocessingDrawing" xmlns:w10="urn:schemas-microsoft-com:office:word" xmlns:w="http://schemas.openxmlformats.org/wordprocessingml/2006/main" xmlns:wne="http://schemas.microsoft.com/office/word/2006/wordml" xmlns:sl="http://schemas.openxmlformats.org/schemaLibrary/2006/main" xmlns:a="http://schemas.openxmlformats.org/drawingml/2006/main" xmlns:pic="http://schemas.openxmlformats.org/drawingml/2006/picture" xmlns:c="http://schemas.openxmlformats.org/drawingml/2006/chart" xmlns:lc="http://schemas.openxmlformats.org/drawingml/2006/lockedCanvas" xmlns:dgm="http://schemas.openxmlformats.org/drawingml/2006/diagram" xmlns:wps="http://schemas.microsoft.com/office/word/2010/wordprocessingShape" xmlns:wpg="http://schemas.microsoft.com/office/word/2010/wordprocessingGroup" xmlns:w14="http://schemas.microsoft.com/office/word/2010/wordml" xmlns:w15="http://schemas.microsoft.com/office/word/2012/wordml">
   <w:body>
     <w:p>
-      <w:r>
-        <w:rPr>
-          <w:rFonts w:ascii="Times New Roman" w:hAnsi="Times New Roman"/>
-          <w:b/>
-          <w:sz w:val="24"/>
-        </w:rPr>
-        <w:t>Червень 24, Понеділок</w:t>
-      </w:r>
-    </w:p>
-    <w:p>
-      <w:r>
-        <w:rPr>
-          <w:rFonts w:ascii="Times New Roman" w:hAnsi="Times New Roman"/>
-          <w:sz w:val="24"/>
-        </w:rPr>
-        <w:t>Понеділок Святого Духа. Тиждень 1-ий по Зісланні Святого Духа. Тиждень загальниці. 🕀 Різдво чесного і славн. прор., предтечі і хрестителя Господнього Івана</w:t>
+      <w:pPr>
+        <w:pBdr>
+          <w:top w:space="0" w:sz="0" w:val="nil"/>
+          <w:left w:space="0" w:sz="0" w:val="nil"/>
+          <w:bottom w:space="0" w:sz="0" w:val="nil"/>
+          <w:right w:space="0" w:sz="0" w:val="nil"/>
+          <w:between w:space="0" w:sz="0" w:val="nil"/>
+        </w:pBdr>
+        <w:spacing w:after="120" w:lineRule="auto"/>
+        <w:rPr>
+          <w:rFonts w:ascii="Times New Roman" w:cs="Times New Roman" w:eastAsia="Times New Roman" w:hAnsi="Times New Roman"/>
+          <w:color w:val="ff0000"/>
+          <w:sz w:val="24"/>
+          <w:szCs w:val="24"/>
+        </w:rPr>
+      </w:pPr>
+      <w:r>
+        <w:rPr>
+          <w:rFonts w:ascii="Times New Roman" w:cs="Times New Roman" w:eastAsia="Times New Roman" w:hAnsi="Times New Roman"/>
+          <w:color w:val="ff0000"/>
+          <w:sz w:val="24"/>
+          <w:szCs w:val="24"/>
+          <w:rtl w:val="0"/>
+        </w:rPr>
+        <w:t xml:space="preserve">Червень 5 Понеділок</w:t>
+        <w:br w:type="textWrapping"/>
+        <w:t xml:space="preserve">5 (23) </w:t>
+      </w:r>
+      <w:r>
+        <w:rPr>
+          <w:rFonts w:ascii="Times New Roman" w:cs="Times New Roman" w:eastAsia="Times New Roman" w:hAnsi="Times New Roman"/>
+          <w:b w:val="1"/>
+          <w:color w:val="ff0000"/>
+          <w:sz w:val="24"/>
+          <w:szCs w:val="24"/>
+          <w:rtl w:val="0"/>
+        </w:rPr>
+        <w:t xml:space="preserve">Понеділок Святого Духа.</w:t>
+      </w:r>
+      <w:r>
+        <w:rPr>
+          <w:rtl w:val="0"/>
+        </w:rPr>
+      </w:r>
+    </w:p>
+    <w:p>
+      <w:pPr>
+        <w:pBdr>
+          <w:top w:space="0" w:sz="0" w:val="nil"/>
+          <w:left w:space="0" w:sz="0" w:val="nil"/>
+          <w:bottom w:space="0" w:sz="0" w:val="nil"/>
+          <w:right w:space="0" w:sz="0" w:val="nil"/>
+          <w:between w:space="0" w:sz="0" w:val="nil"/>
+        </w:pBdr>
+        <w:spacing w:after="120" w:lineRule="auto"/>
+        <w:rPr>
+          <w:rFonts w:ascii="Times New Roman" w:cs="Times New Roman" w:eastAsia="Times New Roman" w:hAnsi="Times New Roman"/>
+          <w:color w:val="ff0000"/>
+          <w:sz w:val="24"/>
+          <w:szCs w:val="24"/>
+        </w:rPr>
+      </w:pPr>
+      <w:r>
+        <w:rPr>
+          <w:rFonts w:ascii="Times New Roman" w:cs="Times New Roman" w:eastAsia="Times New Roman" w:hAnsi="Times New Roman"/>
+          <w:color w:val="ff0000"/>
+          <w:sz w:val="24"/>
+          <w:szCs w:val="24"/>
+          <w:rtl w:val="0"/>
+        </w:rPr>
+        <w:t xml:space="preserve">Тиждень загальниці. Тиждень 1-ий по Зісланні Святого Духа. </w:t>
+      </w:r>
+    </w:p>
+    <w:p>
+      <w:pPr>
+        <w:pBdr>
+          <w:top w:space="0" w:sz="0" w:val="nil"/>
+          <w:left w:space="0" w:sz="0" w:val="nil"/>
+          <w:bottom w:space="0" w:sz="0" w:val="nil"/>
+          <w:right w:space="0" w:sz="0" w:val="nil"/>
+          <w:between w:space="0" w:sz="0" w:val="nil"/>
+        </w:pBdr>
+        <w:spacing w:after="120" w:lineRule="auto"/>
+        <w:rPr>
+          <w:rFonts w:ascii="Times New Roman" w:cs="Times New Roman" w:eastAsia="Times New Roman" w:hAnsi="Times New Roman"/>
+          <w:i w:val="1"/>
+          <w:color w:val="ff0000"/>
+          <w:sz w:val="24"/>
+          <w:szCs w:val="24"/>
+        </w:rPr>
+      </w:pPr>
+      <w:r>
+        <w:rPr>
+          <w:rFonts w:ascii="Times New Roman" w:cs="Times New Roman" w:eastAsia="Times New Roman" w:hAnsi="Times New Roman"/>
+          <w:color w:val="ff0000"/>
+          <w:sz w:val="24"/>
+          <w:szCs w:val="24"/>
+          <w:rtl w:val="0"/>
+        </w:rPr>
+        <w:t xml:space="preserve">Прп. ісп. Михаїла, єп. Синадського. Прп. Євфросинії Полоцької, ігумені монастиря Святого Спаса.</w:t>
+      </w:r>
+      <w:r>
+        <w:rPr>
+          <w:rtl w:val="0"/>
+        </w:rPr>
+      </w:r>
+    </w:p>
+    <w:p>
+      <w:pPr>
+        <w:spacing w:after="120" w:lineRule="auto"/>
+        <w:rPr>
+          <w:rFonts w:ascii="Times New Roman" w:cs="Times New Roman" w:eastAsia="Times New Roman" w:hAnsi="Times New Roman"/>
+          <w:sz w:val="24"/>
+          <w:szCs w:val="24"/>
+        </w:rPr>
+      </w:pPr>
+      <w:r>
+        <w:rPr>
+          <w:rtl w:val="0"/>
+        </w:rPr>
       </w:r>
     </w:p>
     <w:p>
@@ -79,19 +183,38 @@
       </w:pPr>
       <w:r>
         <w:rPr>
-          <w:rFonts w:ascii="Times New Roman" w:hAnsi="Times New Roman"/>
-          <w:i/>
-          <w:color w:val="FF4400"/>
-          <w:sz w:val="24"/>
-        </w:rPr>
-        <w:t>Священик:</w:t>
-      </w:r>
-      <w:r>
-        <w:rPr>
-          <w:rFonts w:ascii="Times New Roman" w:hAnsi="Times New Roman"/>
-          <w:sz w:val="24"/>
-        </w:rPr>
-        <w:t xml:space="preserve"> Благословенний Бог наш завжди, нині і повсякчас, і на віки віків.</w:t>
+          <w:rFonts w:ascii="Times New Roman" w:cs="Times New Roman" w:eastAsia="Times New Roman" w:hAnsi="Times New Roman"/>
+          <w:i w:val="1"/>
+          <w:color w:val="ff0000"/>
+          <w:sz w:val="24"/>
+          <w:szCs w:val="24"/>
+          <w:rtl w:val="0"/>
+        </w:rPr>
+        <w:t xml:space="preserve">Священик:</w:t>
+      </w:r>
+      <w:r>
+        <w:rPr>
+          <w:rFonts w:ascii="Times New Roman" w:cs="Times New Roman" w:eastAsia="Times New Roman" w:hAnsi="Times New Roman"/>
+          <w:color w:val="000000"/>
+          <w:sz w:val="24"/>
+          <w:szCs w:val="24"/>
+          <w:rtl w:val="0"/>
+        </w:rPr>
+        <w:t xml:space="preserve"> </w:t>
+      </w:r>
+      <w:r>
+        <w:rPr>
+          <w:rFonts w:ascii="Times New Roman" w:cs="Times New Roman" w:eastAsia="Times New Roman" w:hAnsi="Times New Roman"/>
+          <w:sz w:val="24"/>
+          <w:szCs w:val="24"/>
+          <w:rtl w:val="0"/>
+        </w:rPr>
+        <w:t xml:space="preserve">Благословенний Бог наш завжди, нині і повсякчас, і на віки віків.</w:t>
+      </w:r>
+      <w:r>
+        <w:rPr>
+          <w:rtl w:val="0"/>
+        </w:rPr>
       </w:r>
     </w:p>
     <w:p>
@@ -422,17 +545,21 @@
       </w:pPr>
       <w:r>
         <w:rPr>
-          <w:rFonts w:ascii="Times New Roman" w:hAnsi="Times New Roman"/>
-          <w:i/>
-          <w:color w:val="FF4400"/>
-          <w:sz w:val="24"/>
-        </w:rPr>
-        <w:t>Священик:</w:t>
-      </w:r>
-      <w:r>
-        <w:rPr>
-          <w:rFonts w:ascii="Times New Roman" w:hAnsi="Times New Roman"/>
-          <w:sz w:val="24"/>
+          <w:rFonts w:ascii="Times New Roman" w:cs="Times New Roman" w:eastAsia="Times New Roman" w:hAnsi="Times New Roman"/>
+          <w:i w:val="1"/>
+          <w:color w:val="ff0000"/>
+          <w:sz w:val="24"/>
+          <w:szCs w:val="24"/>
+          <w:rtl w:val="0"/>
+        </w:rPr>
+        <w:t xml:space="preserve">Священик:</w:t>
+      </w:r>
+      <w:r>
+        <w:rPr>
+          <w:rFonts w:ascii="Times New Roman" w:cs="Times New Roman" w:eastAsia="Times New Roman" w:hAnsi="Times New Roman"/>
+          <w:sz w:val="24"/>
+          <w:szCs w:val="24"/>
+          <w:rtl w:val="0"/>
         </w:rPr>
         <w:t xml:space="preserve"> Бо твоє є царство, і сила, і слава, Отця, і Сина, і Святого Духа, нині і повсякчас, і на віки віків.</w:t>
       </w:r>
@@ -2401,17 +2528,21 @@
       </w:pPr>
       <w:r>
         <w:rPr>
-          <w:rFonts w:ascii="Times New Roman" w:hAnsi="Times New Roman"/>
-          <w:i/>
-          <w:color w:val="FF4400"/>
-          <w:sz w:val="24"/>
-        </w:rPr>
-        <w:t>Священик:</w:t>
-      </w:r>
-      <w:r>
-        <w:rPr>
-          <w:rFonts w:ascii="Times New Roman" w:hAnsi="Times New Roman"/>
-          <w:sz w:val="24"/>
+          <w:rFonts w:ascii="Times New Roman" w:cs="Times New Roman" w:eastAsia="Times New Roman" w:hAnsi="Times New Roman"/>
+          <w:i w:val="1"/>
+          <w:color w:val="ff0000"/>
+          <w:sz w:val="24"/>
+          <w:szCs w:val="24"/>
+          <w:rtl w:val="0"/>
+        </w:rPr>
+        <w:t xml:space="preserve">Священик:</w:t>
+      </w:r>
+      <w:r>
+        <w:rPr>
+          <w:rFonts w:ascii="Times New Roman" w:cs="Times New Roman" w:eastAsia="Times New Roman" w:hAnsi="Times New Roman"/>
+          <w:sz w:val="24"/>
+          <w:szCs w:val="24"/>
+          <w:rtl w:val="0"/>
         </w:rPr>
         <w:t xml:space="preserve"> Бо тобі належить усяка слава, честь і поклоніння, Отцю, і Сину, і Святому Духові, нині і повсякчас, і на віки віків.</w:t>
       </w:r>
@@ -3892,19 +4023,33 @@
       </w:pPr>
       <w:r>
         <w:rPr>
-          <w:rFonts w:ascii="Times New Roman" w:hAnsi="Times New Roman"/>
-          <w:i/>
-          <w:color w:val="FF4400"/>
-          <w:sz w:val="24"/>
-        </w:rPr>
-        <w:t>Священик:</w:t>
-      </w:r>
-      <w:r>
-        <w:rPr>
-          <w:rFonts w:ascii="Times New Roman" w:hAnsi="Times New Roman"/>
-          <w:sz w:val="24"/>
-        </w:rPr>
-        <w:t xml:space="preserve"> Мир всім.</w:t>
+          <w:rFonts w:ascii="Times New Roman" w:cs="Times New Roman" w:eastAsia="Times New Roman" w:hAnsi="Times New Roman"/>
+          <w:i w:val="1"/>
+          <w:color w:val="ff0000"/>
+          <w:sz w:val="24"/>
+          <w:szCs w:val="24"/>
+          <w:rtl w:val="0"/>
+        </w:rPr>
+        <w:t xml:space="preserve">Священик:</w:t>
+      </w:r>
+      <w:r>
+        <w:rPr>
+          <w:rFonts w:ascii="Times New Roman" w:cs="Times New Roman" w:eastAsia="Times New Roman" w:hAnsi="Times New Roman"/>
+          <w:color w:val="ff0000"/>
+          <w:sz w:val="24"/>
+          <w:szCs w:val="24"/>
+          <w:rtl w:val="0"/>
+        </w:rPr>
+        <w:t xml:space="preserve"> </w:t>
+      </w:r>
+      <w:r>
+        <w:rPr>
+          <w:rFonts w:ascii="Times New Roman" w:cs="Times New Roman" w:eastAsia="Times New Roman" w:hAnsi="Times New Roman"/>
+          <w:sz w:val="24"/>
+          <w:szCs w:val="24"/>
+          <w:rtl w:val="0"/>
+        </w:rPr>
+        <w:t xml:space="preserve">Мир всім.</w:t>
       </w:r>
     </w:p>
     <w:p>
@@ -5070,17 +5215,21 @@
       </w:pPr>
       <w:r>
         <w:rPr>
-          <w:rFonts w:ascii="Times New Roman" w:hAnsi="Times New Roman"/>
-          <w:i/>
-          <w:color w:val="FF4400"/>
-          <w:sz w:val="24"/>
-        </w:rPr>
-        <w:t>Священик:</w:t>
-      </w:r>
-      <w:r>
-        <w:rPr>
-          <w:rFonts w:ascii="Times New Roman" w:hAnsi="Times New Roman"/>
-          <w:sz w:val="24"/>
+          <w:rFonts w:ascii="Times New Roman" w:cs="Times New Roman" w:eastAsia="Times New Roman" w:hAnsi="Times New Roman"/>
+          <w:i w:val="1"/>
+          <w:color w:val="ff0000"/>
+          <w:sz w:val="24"/>
+          <w:szCs w:val="24"/>
+          <w:rtl w:val="0"/>
+        </w:rPr>
+        <w:t xml:space="preserve">Священик:</w:t>
+      </w:r>
+      <w:r>
+        <w:rPr>
+          <w:rFonts w:ascii="Times New Roman" w:cs="Times New Roman" w:eastAsia="Times New Roman" w:hAnsi="Times New Roman"/>
+          <w:sz w:val="24"/>
+          <w:szCs w:val="24"/>
+          <w:rtl w:val="0"/>
         </w:rPr>
         <w:t xml:space="preserve"> Бо милостивий і чоловіколюбець Бог єси, і тобі славу возсилаємо: Отцю, і Сину, і Святому Духові, нині і повсякчас, і на віки віків.</w:t>
       </w:r>
@@ -6521,19 +6670,33 @@
       </w:pPr>
       <w:r>
         <w:rPr>
-          <w:rFonts w:ascii="Times New Roman" w:hAnsi="Times New Roman"/>
-          <w:i/>
-          <w:color w:val="FF4400"/>
-          <w:sz w:val="24"/>
-        </w:rPr>
-        <w:t>Священик:</w:t>
-      </w:r>
-      <w:r>
-        <w:rPr>
-          <w:rFonts w:ascii="Times New Roman" w:hAnsi="Times New Roman"/>
-          <w:sz w:val="24"/>
-        </w:rPr>
-        <w:t xml:space="preserve"> Бо ти Бог милости, ласк і чоловіколюбности, і тобі славу віддаємо: Отцю, і Сину, і Святому Духові, нині і повсякчас, і на віки віків.</w:t>
+          <w:rFonts w:ascii="Times New Roman" w:cs="Times New Roman" w:eastAsia="Times New Roman" w:hAnsi="Times New Roman"/>
+          <w:i w:val="1"/>
+          <w:color w:val="ff0000"/>
+          <w:sz w:val="24"/>
+          <w:szCs w:val="24"/>
+          <w:rtl w:val="0"/>
+        </w:rPr>
+        <w:t xml:space="preserve">Священик:</w:t>
+      </w:r>
+      <w:r>
+        <w:rPr>
+          <w:rFonts w:ascii="Times New Roman" w:cs="Times New Roman" w:eastAsia="Times New Roman" w:hAnsi="Times New Roman"/>
+          <w:color w:val="ff0000"/>
+          <w:sz w:val="24"/>
+          <w:szCs w:val="24"/>
+          <w:rtl w:val="0"/>
+        </w:rPr>
+        <w:t xml:space="preserve"> </w:t>
+      </w:r>
+      <w:r>
+        <w:rPr>
+          <w:rFonts w:ascii="Times New Roman" w:cs="Times New Roman" w:eastAsia="Times New Roman" w:hAnsi="Times New Roman"/>
+          <w:sz w:val="24"/>
+          <w:szCs w:val="24"/>
+          <w:rtl w:val="0"/>
+        </w:rPr>
+        <w:t xml:space="preserve">Бо ти Бог милости, ласк і чоловіколюбности, і тобі славу віддаємо: Отцю, і Сину, і Святому Духові, нині і повсякчас, і на віки віків.</w:t>
       </w:r>
     </w:p>
     <w:p>
@@ -6589,19 +6752,33 @@
       </w:pPr>
       <w:r>
         <w:rPr>
-          <w:rFonts w:ascii="Times New Roman" w:hAnsi="Times New Roman"/>
-          <w:i/>
-          <w:color w:val="FF4400"/>
-          <w:sz w:val="24"/>
-        </w:rPr>
-        <w:t>Священик:</w:t>
-      </w:r>
-      <w:r>
-        <w:rPr>
-          <w:rFonts w:ascii="Times New Roman" w:hAnsi="Times New Roman"/>
-          <w:sz w:val="24"/>
-        </w:rPr>
-        <w:t xml:space="preserve"> Мир всім.</w:t>
+          <w:rFonts w:ascii="Times New Roman" w:cs="Times New Roman" w:eastAsia="Times New Roman" w:hAnsi="Times New Roman"/>
+          <w:i w:val="1"/>
+          <w:color w:val="ff0000"/>
+          <w:sz w:val="24"/>
+          <w:szCs w:val="24"/>
+          <w:rtl w:val="0"/>
+        </w:rPr>
+        <w:t xml:space="preserve">Священик:</w:t>
+      </w:r>
+      <w:r>
+        <w:rPr>
+          <w:rFonts w:ascii="Times New Roman" w:cs="Times New Roman" w:eastAsia="Times New Roman" w:hAnsi="Times New Roman"/>
+          <w:color w:val="ff0000"/>
+          <w:sz w:val="24"/>
+          <w:szCs w:val="24"/>
+          <w:rtl w:val="0"/>
+        </w:rPr>
+        <w:t xml:space="preserve"> </w:t>
+      </w:r>
+      <w:r>
+        <w:rPr>
+          <w:rFonts w:ascii="Times New Roman" w:cs="Times New Roman" w:eastAsia="Times New Roman" w:hAnsi="Times New Roman"/>
+          <w:sz w:val="24"/>
+          <w:szCs w:val="24"/>
+          <w:rtl w:val="0"/>
+        </w:rPr>
+        <w:t xml:space="preserve">Мир всім.</w:t>
       </w:r>
     </w:p>
     <w:p>
@@ -6749,19 +6926,33 @@
       </w:pPr>
       <w:r>
         <w:rPr>
-          <w:rFonts w:ascii="Times New Roman" w:hAnsi="Times New Roman"/>
-          <w:i/>
-          <w:color w:val="FF4400"/>
-          <w:sz w:val="24"/>
-        </w:rPr>
-        <w:t>Священик:</w:t>
-      </w:r>
-      <w:r>
-        <w:rPr>
-          <w:rFonts w:ascii="Times New Roman" w:hAnsi="Times New Roman"/>
-          <w:sz w:val="24"/>
-        </w:rPr>
-        <w:t xml:space="preserve"> Нехай буде влада царства твого благословенна і дуже прославлена: Отця, і Сина, і Святого Духа, нині і повсякчас, і на віки віків.</w:t>
+          <w:rFonts w:ascii="Times New Roman" w:cs="Times New Roman" w:eastAsia="Times New Roman" w:hAnsi="Times New Roman"/>
+          <w:i w:val="1"/>
+          <w:color w:val="ff0000"/>
+          <w:sz w:val="24"/>
+          <w:szCs w:val="24"/>
+          <w:rtl w:val="0"/>
+        </w:rPr>
+        <w:t xml:space="preserve">Священик:</w:t>
+      </w:r>
+      <w:r>
+        <w:rPr>
+          <w:rFonts w:ascii="Times New Roman" w:cs="Times New Roman" w:eastAsia="Times New Roman" w:hAnsi="Times New Roman"/>
+          <w:color w:val="ff0000"/>
+          <w:sz w:val="24"/>
+          <w:szCs w:val="24"/>
+          <w:rtl w:val="0"/>
+        </w:rPr>
+        <w:t xml:space="preserve"> </w:t>
+      </w:r>
+      <w:r>
+        <w:rPr>
+          <w:rFonts w:ascii="Times New Roman" w:cs="Times New Roman" w:eastAsia="Times New Roman" w:hAnsi="Times New Roman"/>
+          <w:sz w:val="24"/>
+          <w:szCs w:val="24"/>
+          <w:rtl w:val="0"/>
+        </w:rPr>
+        <w:t xml:space="preserve">Нехай буде влада царства твого благословенна і дуже прославлена: Отця, і Сина, і Святого Духа, нині і повсякчас, і на віки віків.</w:t>
       </w:r>
     </w:p>
     <w:p>
@@ -7372,17 +7563,21 @@
       </w:pPr>
       <w:r>
         <w:rPr>
-          <w:rFonts w:ascii="Times New Roman" w:hAnsi="Times New Roman"/>
-          <w:i/>
-          <w:color w:val="FF4400"/>
-          <w:sz w:val="24"/>
-        </w:rPr>
-        <w:t>Священик:</w:t>
-      </w:r>
-      <w:r>
-        <w:rPr>
-          <w:rFonts w:ascii="Times New Roman" w:hAnsi="Times New Roman"/>
-          <w:sz w:val="24"/>
+          <w:rFonts w:ascii="Times New Roman" w:cs="Times New Roman" w:eastAsia="Times New Roman" w:hAnsi="Times New Roman"/>
+          <w:i w:val="1"/>
+          <w:color w:val="ff0000"/>
+          <w:sz w:val="24"/>
+          <w:szCs w:val="24"/>
+          <w:rtl w:val="0"/>
+        </w:rPr>
+        <w:t xml:space="preserve">Священик:</w:t>
+      </w:r>
+      <w:r>
+        <w:rPr>
+          <w:rFonts w:ascii="Times New Roman" w:cs="Times New Roman" w:eastAsia="Times New Roman" w:hAnsi="Times New Roman"/>
+          <w:sz w:val="24"/>
+          <w:szCs w:val="24"/>
+          <w:rtl w:val="0"/>
         </w:rPr>
         <w:t xml:space="preserve"> Бо твоє є царство, і сила, і слава, Отця, і Сина, і Святого Духа, нині і повсякчас, і на віки віків.</w:t>
       </w:r>
@@ -7636,19 +7831,33 @@
       </w:pPr>
       <w:r>
         <w:rPr>
-          <w:rFonts w:ascii="Times New Roman" w:hAnsi="Times New Roman"/>
-          <w:i/>
-          <w:color w:val="FF4400"/>
-          <w:sz w:val="24"/>
-        </w:rPr>
-        <w:t>Священик:</w:t>
-      </w:r>
-      <w:r>
-        <w:rPr>
-          <w:rFonts w:ascii="Times New Roman" w:hAnsi="Times New Roman"/>
-          <w:sz w:val="24"/>
-        </w:rPr>
-        <w:t xml:space="preserve"> Благословенний Христос, Бог наш, завжди, нині і повсякчас, і на віки віків.</w:t>
+          <w:rFonts w:ascii="Times New Roman" w:cs="Times New Roman" w:eastAsia="Times New Roman" w:hAnsi="Times New Roman"/>
+          <w:i w:val="1"/>
+          <w:color w:val="ff0000"/>
+          <w:sz w:val="24"/>
+          <w:szCs w:val="24"/>
+          <w:rtl w:val="0"/>
+        </w:rPr>
+        <w:t xml:space="preserve">Священик:</w:t>
+      </w:r>
+      <w:r>
+        <w:rPr>
+          <w:rFonts w:ascii="Times New Roman" w:cs="Times New Roman" w:eastAsia="Times New Roman" w:hAnsi="Times New Roman"/>
+          <w:color w:val="ff0000"/>
+          <w:sz w:val="24"/>
+          <w:szCs w:val="24"/>
+          <w:rtl w:val="0"/>
+        </w:rPr>
+        <w:t xml:space="preserve"> </w:t>
+      </w:r>
+      <w:r>
+        <w:rPr>
+          <w:rFonts w:ascii="Times New Roman" w:cs="Times New Roman" w:eastAsia="Times New Roman" w:hAnsi="Times New Roman"/>
+          <w:sz w:val="24"/>
+          <w:szCs w:val="24"/>
+          <w:rtl w:val="0"/>
+        </w:rPr>
+        <w:t xml:space="preserve">Благословенний Христос, Бог наш, завжди, нині і повсякчас, і на віки віків.</w:t>
       </w:r>
     </w:p>
     <w:p>
@@ -7704,19 +7913,33 @@
       </w:pPr>
       <w:r>
         <w:rPr>
-          <w:rFonts w:ascii="Times New Roman" w:hAnsi="Times New Roman"/>
-          <w:i/>
-          <w:color w:val="FF4400"/>
-          <w:sz w:val="24"/>
-        </w:rPr>
-        <w:t>Священик:</w:t>
-      </w:r>
-      <w:r>
-        <w:rPr>
-          <w:rFonts w:ascii="Times New Roman" w:hAnsi="Times New Roman"/>
-          <w:sz w:val="24"/>
-        </w:rPr>
-        <w:t xml:space="preserve"> Пресвята Богородице, спаси нас.</w:t>
+          <w:rFonts w:ascii="Times New Roman" w:cs="Times New Roman" w:eastAsia="Times New Roman" w:hAnsi="Times New Roman"/>
+          <w:i w:val="1"/>
+          <w:color w:val="ff0000"/>
+          <w:sz w:val="24"/>
+          <w:szCs w:val="24"/>
+          <w:rtl w:val="0"/>
+        </w:rPr>
+        <w:t xml:space="preserve">Священик:</w:t>
+      </w:r>
+      <w:r>
+        <w:rPr>
+          <w:rFonts w:ascii="Times New Roman" w:cs="Times New Roman" w:eastAsia="Times New Roman" w:hAnsi="Times New Roman"/>
+          <w:color w:val="ff0000"/>
+          <w:sz w:val="24"/>
+          <w:szCs w:val="24"/>
+          <w:rtl w:val="0"/>
+        </w:rPr>
+        <w:t xml:space="preserve"> </w:t>
+      </w:r>
+      <w:r>
+        <w:rPr>
+          <w:rFonts w:ascii="Times New Roman" w:cs="Times New Roman" w:eastAsia="Times New Roman" w:hAnsi="Times New Roman"/>
+          <w:sz w:val="24"/>
+          <w:szCs w:val="24"/>
+          <w:rtl w:val="0"/>
+        </w:rPr>
+        <w:t xml:space="preserve">Пресвята Богородице, спаси нас.</w:t>
       </w:r>
     </w:p>
     <w:p>
@@ -7762,19 +7985,33 @@
       </w:pPr>
       <w:r>
         <w:rPr>
-          <w:rFonts w:ascii="Times New Roman" w:hAnsi="Times New Roman"/>
-          <w:i/>
-          <w:color w:val="FF4400"/>
-          <w:sz w:val="24"/>
-        </w:rPr>
-        <w:t>Священик:</w:t>
-      </w:r>
-      <w:r>
-        <w:rPr>
-          <w:rFonts w:ascii="Times New Roman" w:hAnsi="Times New Roman"/>
-          <w:sz w:val="24"/>
-        </w:rPr>
-        <w:t xml:space="preserve"> Слава тобі, Христе Боже, надіє наша, слава тобі!</w:t>
+          <w:rFonts w:ascii="Times New Roman" w:cs="Times New Roman" w:eastAsia="Times New Roman" w:hAnsi="Times New Roman"/>
+          <w:i w:val="1"/>
+          <w:color w:val="ff0000"/>
+          <w:sz w:val="24"/>
+          <w:szCs w:val="24"/>
+          <w:rtl w:val="0"/>
+        </w:rPr>
+        <w:t xml:space="preserve">Священик:</w:t>
+      </w:r>
+      <w:r>
+        <w:rPr>
+          <w:rFonts w:ascii="Times New Roman" w:cs="Times New Roman" w:eastAsia="Times New Roman" w:hAnsi="Times New Roman"/>
+          <w:color w:val="ff0000"/>
+          <w:sz w:val="24"/>
+          <w:szCs w:val="24"/>
+          <w:rtl w:val="0"/>
+        </w:rPr>
+        <w:t xml:space="preserve"> </w:t>
+      </w:r>
+      <w:r>
+        <w:rPr>
+          <w:rFonts w:ascii="Times New Roman" w:cs="Times New Roman" w:eastAsia="Times New Roman" w:hAnsi="Times New Roman"/>
+          <w:sz w:val="24"/>
+          <w:szCs w:val="24"/>
+          <w:rtl w:val="0"/>
+        </w:rPr>
+        <w:t xml:space="preserve">Слава тобі, Христе Боже, надіє наша, слава тобі!</w:t>
       </w:r>
     </w:p>
     <w:p>
@@ -7839,37 +8076,44 @@
       </w:r>
     </w:p>
     <w:p>
-      <w:r>
-        <w:rPr>
-          <w:rFonts w:ascii="Times New Roman" w:hAnsi="Times New Roman"/>
-          <w:i/>
-          <w:color w:val="FF4400"/>
-          <w:sz w:val="24"/>
-        </w:rPr>
-        <w:t>Священик:</w:t>
-      </w:r>
-      <w:r>
-        <w:rPr>
-          <w:rFonts w:ascii="Times New Roman" w:hAnsi="Times New Roman"/>
-          <w:sz w:val="24"/>
-        </w:rPr>
-        <w:t xml:space="preserve"> Христос, істинний Бог наш - молитвами пречистої Своєї Матері, заступництвом чесних небесних сил безтілесних, святих славних і всехвальних апостолів, святого, </w:t>
-      </w:r>
-      <w:r>
-        <w:rPr>
-          <w:rFonts w:ascii="Times New Roman" w:hAnsi="Times New Roman"/>
-          <w:i/>
-          <w:color w:val="FF4400"/>
-          <w:sz w:val="24"/>
-        </w:rPr>
-        <w:t>якого є храм</w:t>
-      </w:r>
-      <w:r>
-        <w:rPr>
-          <w:rFonts w:ascii="Times New Roman" w:hAnsi="Times New Roman"/>
-          <w:sz w:val="24"/>
-        </w:rPr>
-        <w:t>, різдво чесного і славного пророка, предтечі і хрестителя Господнього Івана і всіх святих - помилує і спасе нас як благий і людинолюбний.</w:t>
+      <w:pPr>
+        <w:spacing w:after="120" w:lineRule="auto"/>
+        <w:jc w:val="both"/>
+        <w:rPr>
+          <w:rFonts w:ascii="Times New Roman" w:cs="Times New Roman" w:eastAsia="Times New Roman" w:hAnsi="Times New Roman"/>
+          <w:sz w:val="24"/>
+          <w:szCs w:val="24"/>
+        </w:rPr>
+      </w:pPr>
+      <w:r>
+        <w:rPr>
+          <w:rFonts w:ascii="Times New Roman" w:cs="Times New Roman" w:eastAsia="Times New Roman" w:hAnsi="Times New Roman"/>
+          <w:i w:val="1"/>
+          <w:color w:val="ff0000"/>
+          <w:sz w:val="24"/>
+          <w:szCs w:val="24"/>
+          <w:rtl w:val="0"/>
+        </w:rPr>
+        <w:t xml:space="preserve">Священик:</w:t>
+      </w:r>
+      <w:r>
+        <w:rPr>
+          <w:rFonts w:ascii="Times New Roman" w:cs="Times New Roman" w:eastAsia="Times New Roman" w:hAnsi="Times New Roman"/>
+          <w:color w:val="ff0000"/>
+          <w:sz w:val="24"/>
+          <w:szCs w:val="24"/>
+          <w:rtl w:val="0"/>
+        </w:rPr>
+        <w:t xml:space="preserve"> </w:t>
+      </w:r>
+      <w:r>
+        <w:rPr>
+          <w:rFonts w:ascii="Times New Roman" w:cs="Times New Roman" w:eastAsia="Times New Roman" w:hAnsi="Times New Roman"/>
+          <w:sz w:val="24"/>
+          <w:szCs w:val="24"/>
+          <w:rtl w:val="0"/>
+        </w:rPr>
+        <w:t xml:space="preserve">Ти, що з отчого і божественного лона вийшов, і з неба на землю зійшов, і прийняв усе наше єство, і обожествив його, а після того знову на небеса вийшов, і сидиш праворуч Бога і Отця, Ти послав на святих своїх учеників і апостолів божественного і святого, і єдиносущного і єдиносильного, і єдинославного і соприсносущного Духа, і Ним просвітив їх, а ними всю вселенну, Христос, істинний Бог наш, молитвами пречистої і пренепорочної святої своєї Матері, святих славних, прехвальних богопроповідників і духоносних апостолів і всіх святих помилує і спасе нас як благий і чоловіколюбець</w:t>
       </w:r>
     </w:p>
     <w:p>
@@ -8059,19 +8303,38 @@
       </w:pPr>
       <w:r>
         <w:rPr>
-          <w:rFonts w:ascii="Times New Roman" w:hAnsi="Times New Roman"/>
-          <w:i/>
-          <w:color w:val="FF4400"/>
-          <w:sz w:val="24"/>
-        </w:rPr>
-        <w:t>Священик:</w:t>
-      </w:r>
-      <w:r>
-        <w:rPr>
-          <w:rFonts w:ascii="Times New Roman" w:hAnsi="Times New Roman"/>
-          <w:sz w:val="24"/>
-        </w:rPr>
-        <w:t xml:space="preserve"> Слава святій, одноістотній, животворящій і нероздільній Тройці, завжди, нині і повсякчас, і на віки віків.</w:t>
+          <w:rFonts w:ascii="Times New Roman" w:cs="Times New Roman" w:eastAsia="Times New Roman" w:hAnsi="Times New Roman"/>
+          <w:i w:val="1"/>
+          <w:color w:val="ff0000"/>
+          <w:sz w:val="24"/>
+          <w:szCs w:val="24"/>
+          <w:rtl w:val="0"/>
+        </w:rPr>
+        <w:t xml:space="preserve">Священик</w:t>
+      </w:r>
+      <w:r>
+        <w:rPr>
+          <w:rFonts w:ascii="Times New Roman" w:cs="Times New Roman" w:eastAsia="Times New Roman" w:hAnsi="Times New Roman"/>
+          <w:color w:val="ff0000"/>
+          <w:sz w:val="24"/>
+          <w:szCs w:val="24"/>
+          <w:rtl w:val="0"/>
+        </w:rPr>
+        <w:t xml:space="preserve">: </w:t>
+      </w:r>
+      <w:r>
+        <w:rPr>
+          <w:rFonts w:ascii="Times New Roman" w:cs="Times New Roman" w:eastAsia="Times New Roman" w:hAnsi="Times New Roman"/>
+          <w:sz w:val="24"/>
+          <w:szCs w:val="24"/>
+          <w:rtl w:val="0"/>
+        </w:rPr>
+        <w:t xml:space="preserve">Слава святій, одноістотній, животворящій і нероздільній Тройці, завжди, нині і повсякчас, і на віки віків.</w:t>
+      </w:r>
+      <w:r>
+        <w:rPr>
+          <w:rtl w:val="0"/>
+        </w:rPr>
       </w:r>
     </w:p>
     <w:p>
@@ -11902,17 +12165,21 @@
       </w:pPr>
       <w:r>
         <w:rPr>
-          <w:rFonts w:ascii="Times New Roman" w:hAnsi="Times New Roman"/>
-          <w:i/>
-          <w:color w:val="FF4400"/>
-          <w:sz w:val="24"/>
-        </w:rPr>
-        <w:t>Священик:</w:t>
-      </w:r>
-      <w:r>
-        <w:rPr>
-          <w:rFonts w:ascii="Times New Roman" w:hAnsi="Times New Roman"/>
-          <w:sz w:val="24"/>
+          <w:rFonts w:ascii="Times New Roman" w:cs="Times New Roman" w:eastAsia="Times New Roman" w:hAnsi="Times New Roman"/>
+          <w:i w:val="1"/>
+          <w:color w:val="ff0000"/>
+          <w:sz w:val="24"/>
+          <w:szCs w:val="24"/>
+          <w:rtl w:val="0"/>
+        </w:rPr>
+        <w:t xml:space="preserve">Священик:</w:t>
+      </w:r>
+      <w:r>
+        <w:rPr>
+          <w:rFonts w:ascii="Times New Roman" w:cs="Times New Roman" w:eastAsia="Times New Roman" w:hAnsi="Times New Roman"/>
+          <w:sz w:val="24"/>
+          <w:szCs w:val="24"/>
+          <w:rtl w:val="0"/>
         </w:rPr>
         <w:t xml:space="preserve"> Бо тобі належить усяка слава, честь і поклоніння, Отцю, і Сину, і Святому Духові, нині і повсякчас, і на віки віків.</w:t>
       </w:r>
@@ -12624,19 +12891,33 @@
       </w:pPr>
       <w:r>
         <w:rPr>
-          <w:rFonts w:ascii="Times New Roman" w:hAnsi="Times New Roman"/>
-          <w:i/>
-          <w:color w:val="FF4400"/>
-          <w:sz w:val="24"/>
-        </w:rPr>
-        <w:t>Священик:</w:t>
-      </w:r>
-      <w:r>
-        <w:rPr>
-          <w:rFonts w:ascii="Times New Roman" w:hAnsi="Times New Roman"/>
-          <w:sz w:val="24"/>
-        </w:rPr>
-        <w:t xml:space="preserve"> Бо Твоя влада і Твоє єсть царство і сила, і слава Отця, і Сина, і Святого Духа, нині і повсякчас, і на віки віків.</w:t>
+          <w:rFonts w:ascii="Times New Roman" w:cs="Times New Roman" w:eastAsia="Times New Roman" w:hAnsi="Times New Roman"/>
+          <w:i w:val="1"/>
+          <w:color w:val="ff0000"/>
+          <w:sz w:val="24"/>
+          <w:szCs w:val="24"/>
+          <w:rtl w:val="0"/>
+        </w:rPr>
+        <w:t xml:space="preserve">Священик: </w:t>
+      </w:r>
+      <w:r>
+        <w:rPr>
+          <w:rFonts w:ascii="Times New Roman" w:cs="Times New Roman" w:eastAsia="Times New Roman" w:hAnsi="Times New Roman"/>
+          <w:color w:val="000000"/>
+          <w:sz w:val="24"/>
+          <w:szCs w:val="24"/>
+          <w:rtl w:val="0"/>
+        </w:rPr>
+        <w:t xml:space="preserve">Бо Твоя влада і Твоє єсть царство і сила, і слава Отця, і Сина, і Святого Духа</w:t>
+      </w:r>
+      <w:r>
+        <w:rPr>
+          <w:rFonts w:ascii="Times New Roman" w:cs="Times New Roman" w:eastAsia="Times New Roman" w:hAnsi="Times New Roman"/>
+          <w:sz w:val="24"/>
+          <w:szCs w:val="24"/>
+          <w:rtl w:val="0"/>
+        </w:rPr>
+        <w:t xml:space="preserve">, нині і повсякчас, і на віки віків.</w:t>
       </w:r>
     </w:p>
     <w:p>
@@ -13081,19 +13362,33 @@
       </w:pPr>
       <w:r>
         <w:rPr>
-          <w:rFonts w:ascii="Times New Roman" w:hAnsi="Times New Roman"/>
-          <w:i/>
-          <w:color w:val="FF4400"/>
-          <w:sz w:val="24"/>
-        </w:rPr>
-        <w:t>Священик:</w:t>
-      </w:r>
-      <w:r>
-        <w:rPr>
-          <w:rFonts w:ascii="Times New Roman" w:hAnsi="Times New Roman"/>
-          <w:sz w:val="24"/>
-        </w:rPr>
-        <w:t xml:space="preserve"> Бо Ти благий і Чоловіколюбець Бог єси і Тобі славу возсилаємо Отцю, і Сину, і Святому Духові, нині і повсякчас, і на віки віків.</w:t>
+          <w:rFonts w:ascii="Times New Roman" w:cs="Times New Roman" w:eastAsia="Times New Roman" w:hAnsi="Times New Roman"/>
+          <w:i w:val="1"/>
+          <w:color w:val="ff0000"/>
+          <w:sz w:val="24"/>
+          <w:szCs w:val="24"/>
+          <w:rtl w:val="0"/>
+        </w:rPr>
+        <w:t xml:space="preserve">Священик: </w:t>
+      </w:r>
+      <w:r>
+        <w:rPr>
+          <w:rFonts w:ascii="Times New Roman" w:cs="Times New Roman" w:eastAsia="Times New Roman" w:hAnsi="Times New Roman"/>
+          <w:color w:val="000000"/>
+          <w:sz w:val="24"/>
+          <w:szCs w:val="24"/>
+          <w:rtl w:val="0"/>
+        </w:rPr>
+        <w:t xml:space="preserve">Бо Ти благий і Чоловіколюбець Бог єси і Тобі славу возсилаємо Отцю, і Сину, і Святому Духові</w:t>
+      </w:r>
+      <w:r>
+        <w:rPr>
+          <w:rFonts w:ascii="Times New Roman" w:cs="Times New Roman" w:eastAsia="Times New Roman" w:hAnsi="Times New Roman"/>
+          <w:sz w:val="24"/>
+          <w:szCs w:val="24"/>
+          <w:rtl w:val="0"/>
+        </w:rPr>
+        <w:t xml:space="preserve">, нині і повсякчас, і на віки віків.</w:t>
       </w:r>
     </w:p>
     <w:p>
@@ -14622,19 +14917,33 @@
       </w:pPr>
       <w:r>
         <w:rPr>
-          <w:rFonts w:ascii="Times New Roman" w:hAnsi="Times New Roman"/>
-          <w:i/>
-          <w:color w:val="FF4400"/>
-          <w:sz w:val="24"/>
-        </w:rPr>
-        <w:t>Священик:</w:t>
-      </w:r>
-      <w:r>
-        <w:rPr>
-          <w:rFonts w:ascii="Times New Roman" w:hAnsi="Times New Roman"/>
-          <w:sz w:val="24"/>
-        </w:rPr>
-        <w:t xml:space="preserve"> Бо Ти Бог наш і Тобі славу возсилаємо: Отцю, і Сину, і Святому Духові, нині і повсякчас, і на віки віків.</w:t>
+          <w:rFonts w:ascii="Times New Roman" w:cs="Times New Roman" w:eastAsia="Times New Roman" w:hAnsi="Times New Roman"/>
+          <w:i w:val="1"/>
+          <w:color w:val="ff0000"/>
+          <w:sz w:val="24"/>
+          <w:szCs w:val="24"/>
+          <w:rtl w:val="0"/>
+        </w:rPr>
+        <w:t xml:space="preserve">Священик: </w:t>
+      </w:r>
+      <w:r>
+        <w:rPr>
+          <w:rFonts w:ascii="Times New Roman" w:cs="Times New Roman" w:eastAsia="Times New Roman" w:hAnsi="Times New Roman"/>
+          <w:color w:val="000000"/>
+          <w:sz w:val="24"/>
+          <w:szCs w:val="24"/>
+          <w:rtl w:val="0"/>
+        </w:rPr>
+        <w:t xml:space="preserve">Бо Ти Бог наш і Тобі славу возсилаємо: Отцю, і Сину, і Святому Духові</w:t>
+      </w:r>
+      <w:r>
+        <w:rPr>
+          <w:rFonts w:ascii="Times New Roman" w:cs="Times New Roman" w:eastAsia="Times New Roman" w:hAnsi="Times New Roman"/>
+          <w:sz w:val="24"/>
+          <w:szCs w:val="24"/>
+          <w:rtl w:val="0"/>
+        </w:rPr>
+        <w:t xml:space="preserve">, нині і повсякчас, і на віки віків.</w:t>
       </w:r>
     </w:p>
     <w:p>
@@ -15866,19 +16175,33 @@
       </w:pPr>
       <w:r>
         <w:rPr>
-          <w:rFonts w:ascii="Times New Roman" w:hAnsi="Times New Roman"/>
-          <w:i/>
-          <w:color w:val="FF4400"/>
-          <w:sz w:val="24"/>
-        </w:rPr>
-        <w:t>Священик:</w:t>
-      </w:r>
-      <w:r>
-        <w:rPr>
-          <w:rFonts w:ascii="Times New Roman" w:hAnsi="Times New Roman"/>
-          <w:sz w:val="24"/>
-        </w:rPr>
-        <w:t xml:space="preserve"> Бо Ти цар миру і Спас душ наших і Тобі славу возсилаємо: Отцю, і Сину, і Святому Духові, нині і повсякчас, і на віки віків.</w:t>
+          <w:rFonts w:ascii="Times New Roman" w:cs="Times New Roman" w:eastAsia="Times New Roman" w:hAnsi="Times New Roman"/>
+          <w:i w:val="1"/>
+          <w:color w:val="ff0000"/>
+          <w:sz w:val="24"/>
+          <w:szCs w:val="24"/>
+          <w:rtl w:val="0"/>
+        </w:rPr>
+        <w:t xml:space="preserve">Священик: </w:t>
+      </w:r>
+      <w:r>
+        <w:rPr>
+          <w:rFonts w:ascii="Times New Roman" w:cs="Times New Roman" w:eastAsia="Times New Roman" w:hAnsi="Times New Roman"/>
+          <w:color w:val="000000"/>
+          <w:sz w:val="24"/>
+          <w:szCs w:val="24"/>
+          <w:rtl w:val="0"/>
+        </w:rPr>
+        <w:t xml:space="preserve">Бо Ти цар миру і Спас душ наших і Тобі славу возсилаємо: Отцю, і Сину, і Святому Духові</w:t>
+      </w:r>
+      <w:r>
+        <w:rPr>
+          <w:rFonts w:ascii="Times New Roman" w:cs="Times New Roman" w:eastAsia="Times New Roman" w:hAnsi="Times New Roman"/>
+          <w:sz w:val="24"/>
+          <w:szCs w:val="24"/>
+          <w:rtl w:val="0"/>
+        </w:rPr>
+        <w:t xml:space="preserve">, нині і повсякчас, і на віки віків.</w:t>
       </w:r>
     </w:p>
     <w:p>
@@ -17567,19 +17890,33 @@
       </w:pPr>
       <w:r>
         <w:rPr>
-          <w:rFonts w:ascii="Times New Roman" w:hAnsi="Times New Roman"/>
-          <w:i/>
-          <w:color w:val="FF4400"/>
-          <w:sz w:val="24"/>
-        </w:rPr>
-        <w:t>Священик:</w:t>
-      </w:r>
-      <w:r>
-        <w:rPr>
-          <w:rFonts w:ascii="Times New Roman" w:hAnsi="Times New Roman"/>
-          <w:sz w:val="24"/>
-        </w:rPr>
-        <w:t xml:space="preserve"> Бо Тебе хвалять усі сили небесні і Тобі славу возсилаємо: Отцю, і Сину, і Святому Духові, нині і повсякчас, і на віки віків.</w:t>
+          <w:rFonts w:ascii="Times New Roman" w:cs="Times New Roman" w:eastAsia="Times New Roman" w:hAnsi="Times New Roman"/>
+          <w:i w:val="1"/>
+          <w:color w:val="ff0000"/>
+          <w:sz w:val="24"/>
+          <w:szCs w:val="24"/>
+          <w:rtl w:val="0"/>
+        </w:rPr>
+        <w:t xml:space="preserve">Священик: </w:t>
+      </w:r>
+      <w:r>
+        <w:rPr>
+          <w:rFonts w:ascii="Times New Roman" w:cs="Times New Roman" w:eastAsia="Times New Roman" w:hAnsi="Times New Roman"/>
+          <w:color w:val="000000"/>
+          <w:sz w:val="24"/>
+          <w:szCs w:val="24"/>
+          <w:rtl w:val="0"/>
+        </w:rPr>
+        <w:t xml:space="preserve">Бо Тебе хвалять усі сили небесні і Тобі славу возсилаємо: Отцю, і Сину, і Святому Духові</w:t>
+      </w:r>
+      <w:r>
+        <w:rPr>
+          <w:rFonts w:ascii="Times New Roman" w:cs="Times New Roman" w:eastAsia="Times New Roman" w:hAnsi="Times New Roman"/>
+          <w:sz w:val="24"/>
+          <w:szCs w:val="24"/>
+          <w:rtl w:val="0"/>
+        </w:rPr>
+        <w:t xml:space="preserve">, нині і повсякчас, і на віки віків.</w:t>
       </w:r>
     </w:p>
     <w:p>
@@ -18798,17 +19135,22 @@
       </w:pPr>
       <w:r>
         <w:rPr>
-          <w:rFonts w:ascii="Times New Roman" w:hAnsi="Times New Roman"/>
-          <w:i/>
-          <w:color w:val="FF4400"/>
-          <w:sz w:val="24"/>
-        </w:rPr>
-        <w:t>Священик:</w:t>
-      </w:r>
-      <w:r>
-        <w:rPr>
-          <w:rFonts w:ascii="Times New Roman" w:hAnsi="Times New Roman"/>
-          <w:sz w:val="24"/>
+          <w:rFonts w:ascii="Times New Roman" w:cs="Times New Roman" w:eastAsia="Times New Roman" w:hAnsi="Times New Roman"/>
+          <w:i w:val="1"/>
+          <w:color w:val="ff0000"/>
+          <w:sz w:val="24"/>
+          <w:szCs w:val="24"/>
+          <w:rtl w:val="0"/>
+        </w:rPr>
+        <w:t xml:space="preserve">Священик:</w:t>
+      </w:r>
+      <w:r>
+        <w:rPr>
+          <w:rFonts w:ascii="Times New Roman" w:cs="Times New Roman" w:eastAsia="Times New Roman" w:hAnsi="Times New Roman"/>
+          <w:color w:val="000000"/>
+          <w:sz w:val="24"/>
+          <w:szCs w:val="24"/>
+          <w:rtl w:val="0"/>
         </w:rPr>
         <w:t xml:space="preserve"> Слава Тобі, що Світло нам показав! </w:t>
       </w:r>
@@ -19857,17 +20199,21 @@
       </w:pPr>
       <w:r>
         <w:rPr>
-          <w:rFonts w:ascii="Times New Roman" w:hAnsi="Times New Roman"/>
-          <w:i/>
-          <w:color w:val="FF4400"/>
-          <w:sz w:val="24"/>
-        </w:rPr>
-        <w:t>Священик:</w:t>
-      </w:r>
-      <w:r>
-        <w:rPr>
-          <w:rFonts w:ascii="Times New Roman" w:hAnsi="Times New Roman"/>
-          <w:sz w:val="24"/>
+          <w:rFonts w:ascii="Times New Roman" w:cs="Times New Roman" w:eastAsia="Times New Roman" w:hAnsi="Times New Roman"/>
+          <w:i w:val="1"/>
+          <w:color w:val="ff0000"/>
+          <w:sz w:val="24"/>
+          <w:szCs w:val="24"/>
+          <w:rtl w:val="0"/>
+        </w:rPr>
+        <w:t xml:space="preserve">Священик:</w:t>
+      </w:r>
+      <w:r>
+        <w:rPr>
+          <w:rFonts w:ascii="Times New Roman" w:cs="Times New Roman" w:eastAsia="Times New Roman" w:hAnsi="Times New Roman"/>
+          <w:sz w:val="24"/>
+          <w:szCs w:val="24"/>
+          <w:rtl w:val="0"/>
         </w:rPr>
         <w:t xml:space="preserve"> Бо милостивий і чоловіколюбець Бог єси, і тобі славу возсилаємо, Отцю, і Сину, і Святому Духові, нині і повсякчас, і на віки віків.</w:t>
       </w:r>
@@ -20537,19 +20883,33 @@
       </w:pPr>
       <w:r>
         <w:rPr>
-          <w:rFonts w:ascii="Times New Roman" w:hAnsi="Times New Roman"/>
-          <w:i/>
-          <w:color w:val="FF4400"/>
-          <w:sz w:val="24"/>
-        </w:rPr>
-        <w:t>Священик:</w:t>
-      </w:r>
-      <w:r>
-        <w:rPr>
-          <w:rFonts w:ascii="Times New Roman" w:hAnsi="Times New Roman"/>
-          <w:sz w:val="24"/>
-        </w:rPr>
-        <w:t xml:space="preserve"> Бо ти Бог милости, ласк і чоловіколюбности, і тобі славу віддаємо: Отцю, і Сину, і Святому Духові, нині і повсякчас, і на віки віків.</w:t>
+          <w:rFonts w:ascii="Times New Roman" w:cs="Times New Roman" w:eastAsia="Times New Roman" w:hAnsi="Times New Roman"/>
+          <w:i w:val="1"/>
+          <w:color w:val="ff0000"/>
+          <w:sz w:val="24"/>
+          <w:szCs w:val="24"/>
+          <w:rtl w:val="0"/>
+        </w:rPr>
+        <w:t xml:space="preserve">Священик:</w:t>
+      </w:r>
+      <w:r>
+        <w:rPr>
+          <w:rFonts w:ascii="Times New Roman" w:cs="Times New Roman" w:eastAsia="Times New Roman" w:hAnsi="Times New Roman"/>
+          <w:color w:val="ff0000"/>
+          <w:sz w:val="24"/>
+          <w:szCs w:val="24"/>
+          <w:rtl w:val="0"/>
+        </w:rPr>
+        <w:t xml:space="preserve"> </w:t>
+      </w:r>
+      <w:r>
+        <w:rPr>
+          <w:rFonts w:ascii="Times New Roman" w:cs="Times New Roman" w:eastAsia="Times New Roman" w:hAnsi="Times New Roman"/>
+          <w:sz w:val="24"/>
+          <w:szCs w:val="24"/>
+          <w:rtl w:val="0"/>
+        </w:rPr>
+        <w:t xml:space="preserve">Бо ти Бог милости, ласк і чоловіколюбности, і тобі славу віддаємо: Отцю, і Сину, і Святому Духові, нині і повсякчас, і на віки віків.</w:t>
       </w:r>
     </w:p>
     <w:p>
@@ -20605,17 +20965,21 @@
       </w:pPr>
       <w:r>
         <w:rPr>
-          <w:rFonts w:ascii="Times New Roman" w:hAnsi="Times New Roman"/>
-          <w:i/>
-          <w:color w:val="FF4400"/>
-          <w:sz w:val="24"/>
-        </w:rPr>
-        <w:t>Священик:</w:t>
-      </w:r>
-      <w:r>
-        <w:rPr>
-          <w:rFonts w:ascii="Times New Roman" w:hAnsi="Times New Roman"/>
-          <w:sz w:val="24"/>
+          <w:rFonts w:ascii="Times New Roman" w:cs="Times New Roman" w:eastAsia="Times New Roman" w:hAnsi="Times New Roman"/>
+          <w:i w:val="1"/>
+          <w:color w:val="ff0000"/>
+          <w:sz w:val="24"/>
+          <w:szCs w:val="24"/>
+          <w:rtl w:val="0"/>
+        </w:rPr>
+        <w:t xml:space="preserve">Священик:</w:t>
+      </w:r>
+      <w:r>
+        <w:rPr>
+          <w:rFonts w:ascii="Times New Roman" w:cs="Times New Roman" w:eastAsia="Times New Roman" w:hAnsi="Times New Roman"/>
+          <w:sz w:val="24"/>
+          <w:szCs w:val="24"/>
+          <w:rtl w:val="0"/>
         </w:rPr>
         <w:t xml:space="preserve"> Мир всім.</w:t>
       </w:r>
@@ -20951,19 +21315,33 @@
       </w:pPr>
       <w:r>
         <w:rPr>
-          <w:rFonts w:ascii="Times New Roman" w:hAnsi="Times New Roman"/>
-          <w:i/>
-          <w:color w:val="FF4400"/>
-          <w:sz w:val="24"/>
-        </w:rPr>
-        <w:t>Священик:</w:t>
-      </w:r>
-      <w:r>
-        <w:rPr>
-          <w:rFonts w:ascii="Times New Roman" w:hAnsi="Times New Roman"/>
-          <w:sz w:val="24"/>
-        </w:rPr>
-        <w:t xml:space="preserve"> Благословенний Христос, Бог наш, завжди, нині і повсякчас, і на віки віків.</w:t>
+          <w:rFonts w:ascii="Times New Roman" w:cs="Times New Roman" w:eastAsia="Times New Roman" w:hAnsi="Times New Roman"/>
+          <w:i w:val="1"/>
+          <w:color w:val="ff0000"/>
+          <w:sz w:val="24"/>
+          <w:szCs w:val="24"/>
+          <w:rtl w:val="0"/>
+        </w:rPr>
+        <w:t xml:space="preserve">Священик:</w:t>
+      </w:r>
+      <w:r>
+        <w:rPr>
+          <w:rFonts w:ascii="Times New Roman" w:cs="Times New Roman" w:eastAsia="Times New Roman" w:hAnsi="Times New Roman"/>
+          <w:color w:val="ff0000"/>
+          <w:sz w:val="24"/>
+          <w:szCs w:val="24"/>
+          <w:rtl w:val="0"/>
+        </w:rPr>
+        <w:t xml:space="preserve"> </w:t>
+      </w:r>
+      <w:r>
+        <w:rPr>
+          <w:rFonts w:ascii="Times New Roman" w:cs="Times New Roman" w:eastAsia="Times New Roman" w:hAnsi="Times New Roman"/>
+          <w:sz w:val="24"/>
+          <w:szCs w:val="24"/>
+          <w:rtl w:val="0"/>
+        </w:rPr>
+        <w:t xml:space="preserve">Благословенний Христос, Бог наш, завжди, нині і повсякчас, і на віки віків.</w:t>
       </w:r>
     </w:p>
     <w:p>
@@ -21019,17 +21397,21 @@
       </w:pPr>
       <w:r>
         <w:rPr>
-          <w:rFonts w:ascii="Times New Roman" w:hAnsi="Times New Roman"/>
-          <w:i/>
-          <w:color w:val="FF4400"/>
-          <w:sz w:val="24"/>
-        </w:rPr>
-        <w:t>Священик:</w:t>
-      </w:r>
-      <w:r>
-        <w:rPr>
-          <w:rFonts w:ascii="Times New Roman" w:hAnsi="Times New Roman"/>
-          <w:sz w:val="24"/>
+          <w:rFonts w:ascii="Times New Roman" w:cs="Times New Roman" w:eastAsia="Times New Roman" w:hAnsi="Times New Roman"/>
+          <w:i w:val="1"/>
+          <w:color w:val="ff0000"/>
+          <w:sz w:val="24"/>
+          <w:szCs w:val="24"/>
+          <w:rtl w:val="0"/>
+        </w:rPr>
+        <w:t xml:space="preserve">Священик:</w:t>
+      </w:r>
+      <w:r>
+        <w:rPr>
+          <w:rFonts w:ascii="Times New Roman" w:cs="Times New Roman" w:eastAsia="Times New Roman" w:hAnsi="Times New Roman"/>
+          <w:sz w:val="24"/>
+          <w:szCs w:val="24"/>
+          <w:rtl w:val="0"/>
         </w:rPr>
         <w:t xml:space="preserve"> Пресвята Богородице, спаси нас.</w:t>
       </w:r>
@@ -21077,19 +21459,33 @@
       </w:pPr>
       <w:r>
         <w:rPr>
-          <w:rFonts w:ascii="Times New Roman" w:hAnsi="Times New Roman"/>
-          <w:i/>
-          <w:color w:val="FF4400"/>
-          <w:sz w:val="24"/>
-        </w:rPr>
-        <w:t>Священик:</w:t>
-      </w:r>
-      <w:r>
-        <w:rPr>
-          <w:rFonts w:ascii="Times New Roman" w:hAnsi="Times New Roman"/>
-          <w:sz w:val="24"/>
-        </w:rPr>
-        <w:t xml:space="preserve"> Слава тобі, Христе Боже, надіє наша, слава тобі!</w:t>
+          <w:rFonts w:ascii="Times New Roman" w:cs="Times New Roman" w:eastAsia="Times New Roman" w:hAnsi="Times New Roman"/>
+          <w:i w:val="1"/>
+          <w:color w:val="ff0000"/>
+          <w:sz w:val="24"/>
+          <w:szCs w:val="24"/>
+          <w:rtl w:val="0"/>
+        </w:rPr>
+        <w:t xml:space="preserve">Священик:</w:t>
+      </w:r>
+      <w:r>
+        <w:rPr>
+          <w:rFonts w:ascii="Times New Roman" w:cs="Times New Roman" w:eastAsia="Times New Roman" w:hAnsi="Times New Roman"/>
+          <w:color w:val="ff0000"/>
+          <w:sz w:val="24"/>
+          <w:szCs w:val="24"/>
+          <w:rtl w:val="0"/>
+        </w:rPr>
+        <w:t xml:space="preserve"> </w:t>
+      </w:r>
+      <w:r>
+        <w:rPr>
+          <w:rFonts w:ascii="Times New Roman" w:cs="Times New Roman" w:eastAsia="Times New Roman" w:hAnsi="Times New Roman"/>
+          <w:sz w:val="24"/>
+          <w:szCs w:val="24"/>
+          <w:rtl w:val="0"/>
+        </w:rPr>
+        <w:t xml:space="preserve">Слава тобі, Христе Боже, надіє наша, слава тобі!</w:t>
       </w:r>
     </w:p>
     <w:p>
@@ -21164,37 +21560,54 @@
       </w:r>
     </w:p>
     <w:p>
-      <w:r>
-        <w:rPr>
-          <w:rFonts w:ascii="Times New Roman" w:hAnsi="Times New Roman"/>
-          <w:i/>
-          <w:color w:val="FF4400"/>
-          <w:sz w:val="24"/>
-        </w:rPr>
-        <w:t>Священик:</w:t>
-      </w:r>
-      <w:r>
-        <w:rPr>
-          <w:rFonts w:ascii="Times New Roman" w:hAnsi="Times New Roman"/>
-          <w:sz w:val="24"/>
-        </w:rPr>
-        <w:t xml:space="preserve"> Христос, істинний Бог наш - молитвами пречистої Своєї Матері, заступництвом чесних небесних сил безтілесних, святих славних і всехвальних апостолів, святого, </w:t>
-      </w:r>
-      <w:r>
-        <w:rPr>
-          <w:rFonts w:ascii="Times New Roman" w:hAnsi="Times New Roman"/>
-          <w:i/>
-          <w:color w:val="FF4400"/>
-          <w:sz w:val="24"/>
-        </w:rPr>
-        <w:t>якого є храм</w:t>
-      </w:r>
-      <w:r>
-        <w:rPr>
-          <w:rFonts w:ascii="Times New Roman" w:hAnsi="Times New Roman"/>
-          <w:sz w:val="24"/>
-        </w:rPr>
-        <w:t>, різдво чесного і славного пророка, предтечі і хрестителя Господнього Івана і всіх святих - помилує і спасе нас як благий і людинолюбний.</w:t>
+      <w:pPr>
+        <w:spacing w:after="120" w:lineRule="auto"/>
+        <w:jc w:val="both"/>
+        <w:rPr>
+          <w:rFonts w:ascii="Times New Roman" w:cs="Times New Roman" w:eastAsia="Times New Roman" w:hAnsi="Times New Roman"/>
+          <w:sz w:val="24"/>
+          <w:szCs w:val="24"/>
+        </w:rPr>
+      </w:pPr>
+      <w:r>
+        <w:rPr>
+          <w:rFonts w:ascii="Times New Roman" w:cs="Times New Roman" w:eastAsia="Times New Roman" w:hAnsi="Times New Roman"/>
+          <w:i w:val="1"/>
+          <w:color w:val="ff0000"/>
+          <w:sz w:val="24"/>
+          <w:szCs w:val="24"/>
+          <w:rtl w:val="0"/>
+        </w:rPr>
+        <w:t xml:space="preserve">Священик:</w:t>
+      </w:r>
+      <w:r>
+        <w:rPr>
+          <w:rFonts w:ascii="Times New Roman" w:cs="Times New Roman" w:eastAsia="Times New Roman" w:hAnsi="Times New Roman"/>
+          <w:sz w:val="24"/>
+          <w:szCs w:val="24"/>
+          <w:rtl w:val="0"/>
+        </w:rPr>
+        <w:t xml:space="preserve"> Христос, істинний Бог наш, що в огненних язиках зіслав з неба Пресвятого Духа на святих своїх учнів і апостолів, молитвами пречистої своєї Матері, святих славних і всехвальних апостолів і святого </w:t>
+      </w:r>
+      <w:r>
+        <w:rPr>
+          <w:rFonts w:ascii="Times New Roman" w:cs="Times New Roman" w:eastAsia="Times New Roman" w:hAnsi="Times New Roman"/>
+          <w:i w:val="1"/>
+          <w:color w:val="ff0000"/>
+          <w:sz w:val="24"/>
+          <w:szCs w:val="24"/>
+          <w:rtl w:val="0"/>
+        </w:rPr>
+        <w:t xml:space="preserve">(ім'я, якого є храм)</w:t>
+      </w:r>
+      <w:r>
+        <w:rPr>
+          <w:rFonts w:ascii="Times New Roman" w:cs="Times New Roman" w:eastAsia="Times New Roman" w:hAnsi="Times New Roman"/>
+          <w:sz w:val="24"/>
+          <w:szCs w:val="24"/>
+          <w:rtl w:val="0"/>
+        </w:rPr>
+        <w:t xml:space="preserve">, і всіх святих, помилує і спасе нас, як благий і чоловіколюбець.</w:t>
       </w:r>
     </w:p>
     <w:p>
